--- a/SB1090_committee_contact_packet.docx
+++ b/SB1090_committee_contact_packet.docx
@@ -153,7 +153,7 @@
           <w:sz w:val="20"/>
           <w:szCs w:val="20"/>
         </w:rPr>
-        <w:t xml:space="preserve">Housing &amp; Community Development — Wed, June 24, 2026, 9:00 a.m., State Capitol, Room 447 (first committee; immediate target).</w:t>
+        <w:t xml:space="preserve">Housing &amp; Community Development — Wed, July 1, 2026, 9:00 a.m., State Capitol, Room 447 (first committee; immediate target).</w:t>
       </w:r>
     </w:p>
     <w:p>
@@ -189,7 +189,7 @@
           <w:sz w:val="20"/>
           <w:szCs w:val="20"/>
         </w:rPr>
-        <w:t xml:space="preserve">Position letters: submit support letters to each committee via the Assembly position-letter process; confirm the exact deadline with staff (for June 24, aim for ~June 17).</w:t>
+        <w:t xml:space="preserve">Position letters: submit support letters to each committee via the Assembly position-letter process; confirm the exact deadline with staff (for July 1, aim for June 24).</w:t>
       </w:r>
     </w:p>
     <w:p>
@@ -329,7 +329,7 @@
           <w:sz w:val="24"/>
           <w:szCs w:val="24"/>
         </w:rPr>
-        <w:t xml:space="preserve">Assembly Housing &amp; Community Development (12) — hearing June 24</w:t>
+        <w:t xml:space="preserve">Assembly Housing &amp; Community Development (12) — hearing July 1, 2026</w:t>
       </w:r>
     </w:p>
     <w:tbl>

--- a/SB1090_committee_contact_packet.docx
+++ b/SB1090_committee_contact_packet.docx
@@ -153,7 +153,7 @@
           <w:sz w:val="20"/>
           <w:szCs w:val="20"/>
         </w:rPr>
-        <w:t xml:space="preserve">Housing &amp; Community Development — Wed, July 1, 2026, 9:00 a.m., State Capitol, Room 447 (first committee; immediate target).</w:t>
+        <w:t>Housing &amp; Community Development — Wed, July 1, 2026, 9:30 a.m., State Capitol, Room 447 (first committee; immediate target).</w:t>
       </w:r>
     </w:p>
     <w:p>
@@ -171,7 +171,7 @@
           <w:sz w:val="20"/>
           <w:szCs w:val="20"/>
         </w:rPr>
-        <w:t xml:space="preserve">Local Government — not yet set; clears Housing &amp; CD first. Watch the Local Gov hearings page and the Assembly Daily File.</w:t>
+        <w:t>Local Government — Wed, July 1, 2026, 1:30 p.m., State Capitol (room in the File Notice).</w:t>
       </w:r>
     </w:p>
     <w:p>
@@ -329,7 +329,7 @@
           <w:sz w:val="24"/>
           <w:szCs w:val="24"/>
         </w:rPr>
-        <w:t xml:space="preserve">Assembly Housing &amp; Community Development (12) — hearing July 1, 2026</w:t>
+        <w:t>Assembly Housing &amp; Community Development (12) — hearing July 1, 2026, 9:30 a.m.</w:t>
       </w:r>
     </w:p>
     <w:tbl>
@@ -2634,7 +2634,7 @@
           <w:sz w:val="24"/>
           <w:szCs w:val="24"/>
         </w:rPr>
-        <w:t xml:space="preserve">Assembly Local Government (10) — hearing date TBD</w:t>
+        <w:t>Assembly Local Government (10) — hearing July 1, 2026, 1:30 p.m.</w:t>
       </w:r>
     </w:p>
     <w:tbl>

--- a/SB1090_committee_contact_packet.docx
+++ b/SB1090_committee_contact_packet.docx
@@ -171,7 +171,7 @@
           <w:sz w:val="20"/>
           <w:szCs w:val="20"/>
         </w:rPr>
-        <w:t>Local Government — Wed, July 1, 2026, 1:30 p.m., State Capitol (room in the File Notice).</w:t>
+        <w:t>Local Government — hearing date not yet set. Watch the Local Gov hearings page and the Assembly Daily File.</w:t>
       </w:r>
     </w:p>
     <w:p>
@@ -2634,7 +2634,7 @@
           <w:sz w:val="24"/>
           <w:szCs w:val="24"/>
         </w:rPr>
-        <w:t>Assembly Local Government (10) — hearing July 1, 2026, 1:30 p.m.</w:t>
+        <w:t>Assembly Local Government (10) — hearing date TBD</w:t>
       </w:r>
     </w:p>
     <w:tbl>
